--- a/laporan/OUTPUT_TAHAPAN_KEGIATAN/Kegiatan_2_System_and_Software_Design/Tahapan_2.3_Arsitektur_Modul_AI/Dokumen_Rancangan_Arsitektur_Modul_AI_RAG_Pipeline.docx
+++ b/laporan/OUTPUT_TAHAPAN_KEGIATAN/Kegiatan_2_System_and_Software_Design/Tahapan_2.3_Arsitektur_Modul_AI/Dokumen_Rancangan_Arsitektur_Modul_AI_RAG_Pipeline.docx
@@ -295,7 +295,7 @@
                 <w:color w:val="0F172A"/>
                 <w:sz w:val="19"/>
               </w:rPr>
-              <w:t>Yahya Abdurrohman, S.Tr.Stat. (Pranata Komputer Ahli Pertama)</w:t>
+              <w:t>Yahya Abdurrohman (Pranata Komputer Ahli Pertama)</w:t>
             </w:r>
           </w:p>
         </w:tc>
@@ -652,10 +652,12 @@
       <w:r>
         <w:t>Ketua Tim IPJKD &amp; DLS BPS Kab. PPU</w:t>
         <w:br/>
-        <w:t xml:space="preserve">NIP: 198... </w:t>
+        <w:t xml:space="preserve">... </w:t>
       </w:r>
     </w:p>
     <w:sectPr>
+      <w:headerReference w:type="default" r:id="rId16"/>
+      <w:footerReference w:type="default" r:id="rId17"/>
       <w:pgSz w:w="12240" w:h="15840"/>
       <w:pgMar w:top="490" w:right="720" w:bottom="360" w:left="1008" w:header="504" w:footer="720" w:gutter="0"/>
       <w:cols w:space="720"/>
@@ -837,6 +839,16 @@
 </w:ftr>
 </file>
 
+<file path=word/footer3.xml><?xml version="1.0" encoding="utf-8"?>
+<w:ftr xmlns:m="http://schemas.openxmlformats.org/officeDocument/2006/math" xmlns:mc="http://schemas.openxmlformats.org/markup-compatibility/2006" xmlns:mo="http://schemas.microsoft.com/office/mac/office/2008/main" xmlns:mv="urn:schemas-microsoft-com:mac:vml" xmlns:o="urn:schemas-microsoft-com:office:office" xmlns:r="http://schemas.openxmlformats.org/officeDocument/2006/relationships" xmlns:v="urn:schemas-microsoft-com:vml" xmlns:w10="urn:schemas-microsoft-com:office:word" xmlns:w14="http://schemas.microsoft.com/office/word/2010/wordml" xmlns:w="http://schemas.openxmlformats.org/wordprocessingml/2006/main" xmlns:wne="http://schemas.microsoft.com/office/word/2006/wordml" xmlns:wp14="http://schemas.microsoft.com/office/word/2010/wordprocessingDrawing" xmlns:wp="http://schemas.openxmlformats.org/drawingml/2006/wordprocessingDrawing" xmlns:wpc="http://schemas.microsoft.com/office/word/2010/wordprocessingCanvas" xmlns:wpg="http://schemas.microsoft.com/office/word/2010/wordprocessingGroup" xmlns:wpi="http://schemas.microsoft.com/office/word/2010/wordprocessingInk" xmlns:wps="http://schemas.microsoft.com/office/word/2010/wordprocessingShape" mc:Ignorable="w14 wp14">
+  <w:p>
+    <w:pPr>
+      <w:pStyle w:val="Footer"/>
+    </w:pPr>
+  </w:p>
+</w:ftr>
+</file>
+
 <file path=word/footnotes.xml><?xml version="1.0" encoding="utf-8"?>
 <w:footnotes xmlns:wpc="http://schemas.microsoft.com/office/word/2010/wordprocessingCanvas" xmlns:cx="http://schemas.microsoft.com/office/drawing/2014/chartex" xmlns:cx1="http://schemas.microsoft.com/office/drawing/2015/9/8/chartex" xmlns:cx2="http://schemas.microsoft.com/office/drawing/2015/10/21/chartex" xmlns:cx3="http://schemas.microsoft.com/office/drawing/2016/5/9/chartex" xmlns:cx4="http://schemas.microsoft.com/office/drawing/2016/5/10/chartex" xmlns:cx5="http://schemas.microsoft.com/office/drawing/2016/5/11/chartex" xmlns:cx6="http://schemas.microsoft.com/office/drawing/2016/5/12/chartex" xmlns:cx7="http://schemas.microsoft.com/office/drawing/2016/5/13/chartex" xmlns:cx8="http://schemas.microsoft.com/office/drawing/2016/5/14/chartex" xmlns:mc="http://schemas.openxmlformats.org/markup-compatibility/2006" xmlns:aink="http://schemas.microsoft.com/office/drawing/2016/ink" xmlns:am3d="http://schemas.microsoft.com/office/drawing/2017/model3d" xmlns:o="urn:schemas-microsoft-com:office:office" xmlns:oel="http://schemas.microsoft.com/office/2019/extlst" xmlns:r="http://schemas.openxmlformats.org/officeDocument/2006/relationships" xmlns:m="http://schemas.openxmlformats.org/officeDocument/2006/math" xmlns:v="urn:schemas-microsoft-com:vml" xmlns:wp14="http://schemas.microsoft.com/office/word/2010/wordprocessingDrawing" xmlns:wp="http://schemas.openxmlformats.org/drawingml/2006/wordprocessingDrawing" xmlns:w10="urn:schemas-microsoft-com:office:word" xmlns:w="http://schemas.openxmlformats.org/wordprocessingml/2006/main" xmlns:w14="http://schemas.microsoft.com/office/word/2010/wordml" xmlns:w15="http://schemas.microsoft.com/office/word/2012/wordml" xmlns:w16cei="http://schemas.microsoft.com/office/word/2026/wordml/cei" xmlns:w16cex="http://schemas.microsoft.com/office/word/2018/wordml/cex" xmlns:w16cid="http://schemas.microsoft.com/office/word/2016/wordml/cid" xmlns:w16="http://schemas.microsoft.com/office/word/2018/wordml" xmlns:w16du="http://schemas.microsoft.com/office/word/2023/wordml/word16du" xmlns:w16sdtdh="http://schemas.microsoft.com/office/word/2020/wordml/sdtdatahash" xmlns:w16sdtfl="http://schemas.microsoft.com/office/word/2024/wordml/sdtformatlock" xmlns:w16se="http://schemas.microsoft.com/office/word/2015/wordml/symex" xmlns:wpg="http://schemas.microsoft.com/office/word/2010/wordprocessingGroup" xmlns:wpi="http://schemas.microsoft.com/office/word/2010/wordprocessingInk" xmlns:wne="http://schemas.microsoft.com/office/word/2006/wordml" xmlns:wps="http://schemas.microsoft.com/office/word/2010/wordprocessingShape" mc:Ignorable="w14 w15 w16se w16cid w16 w16cex w16sdtdh w16sdtfl w16du wp14">
   <w:footnote w:type="separator" w:id="-1">
@@ -884,6 +896,16 @@
       <w:pStyle w:val="Header"/>
     </w:pPr>
   </w:p>
+  <w:p>
+    <w:pPr>
+      <w:pStyle w:val="Header"/>
+    </w:pPr>
+  </w:p>
+</w:hdr>
+</file>
+
+<file path=word/header3.xml><?xml version="1.0" encoding="utf-8"?>
+<w:hdr xmlns:m="http://schemas.openxmlformats.org/officeDocument/2006/math" xmlns:mc="http://schemas.openxmlformats.org/markup-compatibility/2006" xmlns:mo="http://schemas.microsoft.com/office/mac/office/2008/main" xmlns:mv="urn:schemas-microsoft-com:mac:vml" xmlns:o="urn:schemas-microsoft-com:office:office" xmlns:r="http://schemas.openxmlformats.org/officeDocument/2006/relationships" xmlns:v="urn:schemas-microsoft-com:vml" xmlns:w10="urn:schemas-microsoft-com:office:word" xmlns:w14="http://schemas.microsoft.com/office/word/2010/wordml" xmlns:w="http://schemas.openxmlformats.org/wordprocessingml/2006/main" xmlns:wne="http://schemas.microsoft.com/office/word/2006/wordml" xmlns:wp14="http://schemas.microsoft.com/office/word/2010/wordprocessingDrawing" xmlns:wp="http://schemas.openxmlformats.org/drawingml/2006/wordprocessingDrawing" xmlns:wpc="http://schemas.microsoft.com/office/word/2010/wordprocessingCanvas" xmlns:wpg="http://schemas.microsoft.com/office/word/2010/wordprocessingGroup" xmlns:wpi="http://schemas.microsoft.com/office/word/2010/wordprocessingInk" xmlns:wps="http://schemas.microsoft.com/office/word/2010/wordprocessingShape" mc:Ignorable="w14 wp14">
   <w:p>
     <w:pPr>
       <w:pStyle w:val="Header"/>

--- a/laporan/OUTPUT_TAHAPAN_KEGIATAN/Kegiatan_2_System_and_Software_Design/Tahapan_2.3_Arsitektur_Modul_AI/Dokumen_Rancangan_Arsitektur_Modul_AI_RAG_Pipeline.docx
+++ b/laporan/OUTPUT_TAHAPAN_KEGIATAN/Kegiatan_2_System_and_Software_Design/Tahapan_2.3_Arsitektur_Modul_AI/Dokumen_Rancangan_Arsitektur_Modul_AI_RAG_Pipeline.docx
@@ -656,7 +656,6 @@
       </w:r>
     </w:p>
     <w:sectPr>
-      <w:headerReference w:type="default" r:id="rId16"/>
       <w:footerReference w:type="default" r:id="rId17"/>
       <w:pgSz w:w="12240" w:h="15840"/>
       <w:pgMar w:top="490" w:right="720" w:bottom="360" w:left="1008" w:header="504" w:footer="720" w:gutter="0"/>
@@ -910,6 +909,18 @@
     <w:pPr>
       <w:pStyle w:val="Header"/>
     </w:pPr>
+    <w:r/>
+  </w:p>
+</w:hdr>
+</file>
+
+<file path=word/header4.xml><?xml version="1.0" encoding="utf-8"?>
+<w:hdr xmlns:m="http://schemas.openxmlformats.org/officeDocument/2006/math" xmlns:mc="http://schemas.openxmlformats.org/markup-compatibility/2006" xmlns:mo="http://schemas.microsoft.com/office/mac/office/2008/main" xmlns:mv="urn:schemas-microsoft-com:mac:vml" xmlns:o="urn:schemas-microsoft-com:office:office" xmlns:r="http://schemas.openxmlformats.org/officeDocument/2006/relationships" xmlns:v="urn:schemas-microsoft-com:vml" xmlns:w10="urn:schemas-microsoft-com:office:word" xmlns:w14="http://schemas.microsoft.com/office/word/2010/wordml" xmlns:w="http://schemas.openxmlformats.org/wordprocessingml/2006/main" xmlns:wne="http://schemas.microsoft.com/office/word/2006/wordml" xmlns:wp14="http://schemas.microsoft.com/office/word/2010/wordprocessingDrawing" xmlns:wp="http://schemas.openxmlformats.org/drawingml/2006/wordprocessingDrawing" xmlns:wpc="http://schemas.microsoft.com/office/word/2010/wordprocessingCanvas" xmlns:wpg="http://schemas.microsoft.com/office/word/2010/wordprocessingGroup" xmlns:wpi="http://schemas.microsoft.com/office/word/2010/wordprocessingInk" xmlns:wps="http://schemas.microsoft.com/office/word/2010/wordprocessingShape" mc:Ignorable="w14 wp14">
+  <w:p>
+    <w:pPr>
+      <w:pStyle w:val="Header"/>
+    </w:pPr>
+    <w:r/>
   </w:p>
 </w:hdr>
 </file>
